--- a/Chaos Study/Pontos chave sobre os estudos de teoria do caos.docx
+++ b/Chaos Study/Pontos chave sobre os estudos de teoria do caos.docx
@@ -57,6 +57,9 @@
     </w:p>
     <w:p>
       <w:r>
+        <w:rPr>
+          <w:noProof/>
+        </w:rPr>
         <w:drawing>
           <wp:inline distT="0" distB="0" distL="0" distR="0" wp14:anchorId="25AD406B" wp14:editId="056DE0B9">
             <wp:extent cx="5400040" cy="4347845"/>
@@ -148,10 +151,18 @@
         <w:t>“</w:t>
       </w:r>
       <w:r>
-        <w:t>Técnicas de modelos caóticos podem transformar dados com característica predominantemente não-lineares em valores determinísticos para modelos de ML</w:t>
-      </w:r>
-      <w:r>
-        <w:t xml:space="preserve">“ </w:t>
+        <w:t xml:space="preserve">Técnicas de modelos caóticos podem transformar dados com característica predominantemente não-lineares em valores determinísticos para modelos de </w:t>
+      </w:r>
+      <w:proofErr w:type="gramStart"/>
+      <w:r>
+        <w:t>ML</w:t>
+      </w:r>
+      <w:r>
+        <w:t>“</w:t>
+      </w:r>
+      <w:proofErr w:type="gramEnd"/>
+      <w:r>
+        <w:t xml:space="preserve"> </w:t>
       </w:r>
     </w:p>
     <w:p>
@@ -167,7 +178,19 @@
           <w:rPr>
             <w:rStyle w:val="Hyperlink"/>
           </w:rPr>
-          <w:t>https://www.sciencedirect.com/org/science/article/pii/S1546221824000262</w:t>
+          <w:t>https://www.scien</w:t>
+        </w:r>
+        <w:r>
+          <w:rPr>
+            <w:rStyle w:val="Hyperlink"/>
+          </w:rPr>
+          <w:t>c</w:t>
+        </w:r>
+        <w:r>
+          <w:rPr>
+            <w:rStyle w:val="Hyperlink"/>
+          </w:rPr>
+          <w:t>edirect.com/org/science/article/pii/S1546221824000262</w:t>
         </w:r>
       </w:hyperlink>
     </w:p>
@@ -185,6 +208,9 @@
     </w:p>
     <w:p>
       <w:r>
+        <w:rPr>
+          <w:noProof/>
+        </w:rPr>
         <w:drawing>
           <wp:inline distT="0" distB="0" distL="0" distR="0" wp14:anchorId="2A8ED611" wp14:editId="61341BB6">
             <wp:extent cx="5400040" cy="3415030"/>
@@ -278,6 +304,9 @@
     </w:p>
     <w:p>
       <w:r>
+        <w:rPr>
+          <w:noProof/>
+        </w:rPr>
         <w:drawing>
           <wp:inline distT="0" distB="0" distL="0" distR="0" wp14:anchorId="73E39968" wp14:editId="4E0B525D">
             <wp:extent cx="5400040" cy="4067810"/>
@@ -459,6 +488,334 @@
         <w:t>Gera um fluxo</w:t>
       </w:r>
     </w:p>
+    <w:p>
+      <w:r>
+        <w:br w:type="page"/>
+      </w:r>
+    </w:p>
+    <w:p>
+      <w:r>
+        <w:lastRenderedPageBreak/>
+        <w:t>Mapa e Seção de Poincaré</w:t>
+      </w:r>
+    </w:p>
+    <w:p>
+      <w:pPr>
+        <w:pStyle w:val="PargrafodaLista"/>
+        <w:numPr>
+          <w:ilvl w:val="0"/>
+          <w:numId w:val="2"/>
+        </w:numPr>
+      </w:pPr>
+      <w:r>
+        <w:t>Oriunda da solução do problema dos três corpos</w:t>
+      </w:r>
+    </w:p>
+    <w:p>
+      <w:pPr>
+        <w:ind w:left="360"/>
+      </w:pPr>
+      <w:r>
+        <w:drawing>
+          <wp:inline distT="0" distB="0" distL="0" distR="0" wp14:anchorId="7A466139" wp14:editId="65244902">
+            <wp:extent cx="5400040" cy="5908675"/>
+            <wp:effectExtent l="0" t="0" r="0" b="0"/>
+            <wp:docPr id="1031598473" name="Imagem 1"/>
+            <wp:cNvGraphicFramePr>
+              <a:graphicFrameLocks xmlns:a="http://schemas.openxmlformats.org/drawingml/2006/main" noChangeAspect="1"/>
+            </wp:cNvGraphicFramePr>
+            <a:graphic xmlns:a="http://schemas.openxmlformats.org/drawingml/2006/main">
+              <a:graphicData uri="http://schemas.openxmlformats.org/drawingml/2006/picture">
+                <pic:pic xmlns:pic="http://schemas.openxmlformats.org/drawingml/2006/picture">
+                  <pic:nvPicPr>
+                    <pic:cNvPr id="1031598473" name=""/>
+                    <pic:cNvPicPr/>
+                  </pic:nvPicPr>
+                  <pic:blipFill>
+                    <a:blip r:embed="rId9"/>
+                    <a:stretch>
+                      <a:fillRect/>
+                    </a:stretch>
+                  </pic:blipFill>
+                  <pic:spPr>
+                    <a:xfrm>
+                      <a:off x="0" y="0"/>
+                      <a:ext cx="5400040" cy="5908675"/>
+                    </a:xfrm>
+                    <a:prstGeom prst="rect">
+                      <a:avLst/>
+                    </a:prstGeom>
+                  </pic:spPr>
+                </pic:pic>
+              </a:graphicData>
+            </a:graphic>
+          </wp:inline>
+        </w:drawing>
+      </w:r>
+    </w:p>
+    <w:p>
+      <w:pPr>
+        <w:pStyle w:val="PargrafodaLista"/>
+        <w:numPr>
+          <w:ilvl w:val="0"/>
+          <w:numId w:val="2"/>
+        </w:numPr>
+      </w:pPr>
+      <w:r>
+        <w:t xml:space="preserve">O mapa é a função que prevê a próxima </w:t>
+      </w:r>
+      <w:proofErr w:type="spellStart"/>
+      <w:r>
+        <w:t>interesecção</w:t>
+      </w:r>
+      <w:proofErr w:type="spellEnd"/>
+      <w:r>
+        <w:t xml:space="preserve"> da órbita C pelo plano S</w:t>
+      </w:r>
+    </w:p>
+    <w:p>
+      <w:pPr>
+        <w:pStyle w:val="PargrafodaLista"/>
+        <w:numPr>
+          <w:ilvl w:val="1"/>
+          <w:numId w:val="2"/>
+        </w:numPr>
+      </w:pPr>
+      <w:r>
+        <w:t>A intersecção prevista é no mesmo sentido da usada como condição inicial</w:t>
+      </w:r>
+    </w:p>
+    <w:p>
+      <w:pPr>
+        <w:pStyle w:val="PargrafodaLista"/>
+        <w:numPr>
+          <w:ilvl w:val="1"/>
+          <w:numId w:val="2"/>
+        </w:numPr>
+      </w:pPr>
+      <w:r>
+        <w:t>A intersecção “subindo” não é calculada pelo mapa</w:t>
+      </w:r>
+    </w:p>
+    <w:p>
+      <w:r>
+        <w:br w:type="page"/>
+      </w:r>
+    </w:p>
+    <w:p>
+      <w:r>
+        <w:lastRenderedPageBreak/>
+        <w:t>Fonte e Sorvedouro: definição para casos não ideias</w:t>
+      </w:r>
+    </w:p>
+    <w:p>
+      <w:r>
+        <w:drawing>
+          <wp:inline distT="0" distB="0" distL="0" distR="0" wp14:anchorId="35479CDD" wp14:editId="535833D0">
+            <wp:extent cx="5400040" cy="4810125"/>
+            <wp:effectExtent l="0" t="0" r="0" b="9525"/>
+            <wp:docPr id="758115789" name="Imagem 1"/>
+            <wp:cNvGraphicFramePr>
+              <a:graphicFrameLocks xmlns:a="http://schemas.openxmlformats.org/drawingml/2006/main" noChangeAspect="1"/>
+            </wp:cNvGraphicFramePr>
+            <a:graphic xmlns:a="http://schemas.openxmlformats.org/drawingml/2006/main">
+              <a:graphicData uri="http://schemas.openxmlformats.org/drawingml/2006/picture">
+                <pic:pic xmlns:pic="http://schemas.openxmlformats.org/drawingml/2006/picture">
+                  <pic:nvPicPr>
+                    <pic:cNvPr id="758115789" name=""/>
+                    <pic:cNvPicPr/>
+                  </pic:nvPicPr>
+                  <pic:blipFill>
+                    <a:blip r:embed="rId10"/>
+                    <a:stretch>
+                      <a:fillRect/>
+                    </a:stretch>
+                  </pic:blipFill>
+                  <pic:spPr>
+                    <a:xfrm>
+                      <a:off x="0" y="0"/>
+                      <a:ext cx="5400040" cy="4810125"/>
+                    </a:xfrm>
+                    <a:prstGeom prst="rect">
+                      <a:avLst/>
+                    </a:prstGeom>
+                  </pic:spPr>
+                </pic:pic>
+              </a:graphicData>
+            </a:graphic>
+          </wp:inline>
+        </w:drawing>
+      </w:r>
+    </w:p>
+    <w:p>
+      <w:pPr>
+        <w:pStyle w:val="PargrafodaLista"/>
+        <w:numPr>
+          <w:ilvl w:val="0"/>
+          <w:numId w:val="2"/>
+        </w:numPr>
+      </w:pPr>
+      <w:r>
+        <w:t>Há ruído e imperfeições que fazem com que leituras de grandezas físicas não sejam repetidas com exatidão</w:t>
+      </w:r>
+    </w:p>
+    <w:p>
+      <w:pPr>
+        <w:pStyle w:val="PargrafodaLista"/>
+        <w:numPr>
+          <w:ilvl w:val="0"/>
+          <w:numId w:val="2"/>
+        </w:numPr>
+      </w:pPr>
+      <w:r>
+        <w:t xml:space="preserve">As definições 2.1 e 2.2 vêm para definir “fonte” e “sorvedouro” mesmo se </w:t>
+      </w:r>
+      <w:r>
+        <w:t xml:space="preserve">as imperfeições impeçam que o modelo que gera os estados consiga </w:t>
+      </w:r>
+    </w:p>
+    <w:p>
+      <w:r>
+        <w:lastRenderedPageBreak/>
+        <w:drawing>
+          <wp:inline distT="0" distB="0" distL="0" distR="0" wp14:anchorId="7E752B97" wp14:editId="70163A96">
+            <wp:extent cx="5121084" cy="3093988"/>
+            <wp:effectExtent l="0" t="0" r="3810" b="0"/>
+            <wp:docPr id="1864019283" name="Imagem 1"/>
+            <wp:cNvGraphicFramePr>
+              <a:graphicFrameLocks xmlns:a="http://schemas.openxmlformats.org/drawingml/2006/main" noChangeAspect="1"/>
+            </wp:cNvGraphicFramePr>
+            <a:graphic xmlns:a="http://schemas.openxmlformats.org/drawingml/2006/main">
+              <a:graphicData uri="http://schemas.openxmlformats.org/drawingml/2006/picture">
+                <pic:pic xmlns:pic="http://schemas.openxmlformats.org/drawingml/2006/picture">
+                  <pic:nvPicPr>
+                    <pic:cNvPr id="1864019283" name=""/>
+                    <pic:cNvPicPr/>
+                  </pic:nvPicPr>
+                  <pic:blipFill>
+                    <a:blip r:embed="rId11"/>
+                    <a:stretch>
+                      <a:fillRect/>
+                    </a:stretch>
+                  </pic:blipFill>
+                  <pic:spPr>
+                    <a:xfrm>
+                      <a:off x="0" y="0"/>
+                      <a:ext cx="5121084" cy="3093988"/>
+                    </a:xfrm>
+                    <a:prstGeom prst="rect">
+                      <a:avLst/>
+                    </a:prstGeom>
+                  </pic:spPr>
+                </pic:pic>
+              </a:graphicData>
+            </a:graphic>
+          </wp:inline>
+        </w:drawing>
+      </w:r>
+    </w:p>
+    <w:p>
+      <w:pPr>
+        <w:pStyle w:val="PargrafodaLista"/>
+        <w:numPr>
+          <w:ilvl w:val="0"/>
+          <w:numId w:val="4"/>
+        </w:numPr>
+      </w:pPr>
+      <w:r>
+        <w:t>Visualização da “Cela”</w:t>
+      </w:r>
+    </w:p>
+    <w:p>
+      <w:pPr>
+        <w:pStyle w:val="PargrafodaLista"/>
+        <w:numPr>
+          <w:ilvl w:val="0"/>
+          <w:numId w:val="4"/>
+        </w:numPr>
+      </w:pPr>
+      <w:r>
+        <w:t>Uma direção estável e uma direção instável</w:t>
+      </w:r>
+      <w:r>
+        <w:br w:type="page"/>
+      </w:r>
+    </w:p>
+    <w:p>
+      <w:r>
+        <w:lastRenderedPageBreak/>
+        <w:t>Mapas lineares</w:t>
+      </w:r>
+    </w:p>
+    <w:p>
+      <w:pPr>
+        <w:pStyle w:val="PargrafodaLista"/>
+        <w:numPr>
+          <w:ilvl w:val="0"/>
+          <w:numId w:val="3"/>
+        </w:numPr>
+      </w:pPr>
+      <w:r>
+        <w:t xml:space="preserve">Outro nome </w:t>
+      </w:r>
+      <w:r>
+        <w:t>para a</w:t>
+      </w:r>
+      <w:r>
+        <w:t xml:space="preserve"> “Transformação Linear”</w:t>
+      </w:r>
+    </w:p>
+    <w:p>
+      <w:r>
+        <w:drawing>
+          <wp:inline distT="0" distB="0" distL="0" distR="0" wp14:anchorId="4B3AB72D" wp14:editId="03301F85">
+            <wp:extent cx="5400040" cy="2781300"/>
+            <wp:effectExtent l="0" t="0" r="0" b="0"/>
+            <wp:docPr id="1636010280" name="Imagem 1"/>
+            <wp:cNvGraphicFramePr>
+              <a:graphicFrameLocks xmlns:a="http://schemas.openxmlformats.org/drawingml/2006/main" noChangeAspect="1"/>
+            </wp:cNvGraphicFramePr>
+            <a:graphic xmlns:a="http://schemas.openxmlformats.org/drawingml/2006/main">
+              <a:graphicData uri="http://schemas.openxmlformats.org/drawingml/2006/picture">
+                <pic:pic xmlns:pic="http://schemas.openxmlformats.org/drawingml/2006/picture">
+                  <pic:nvPicPr>
+                    <pic:cNvPr id="1636010280" name=""/>
+                    <pic:cNvPicPr/>
+                  </pic:nvPicPr>
+                  <pic:blipFill>
+                    <a:blip r:embed="rId12"/>
+                    <a:stretch>
+                      <a:fillRect/>
+                    </a:stretch>
+                  </pic:blipFill>
+                  <pic:spPr>
+                    <a:xfrm>
+                      <a:off x="0" y="0"/>
+                      <a:ext cx="5400040" cy="2781300"/>
+                    </a:xfrm>
+                    <a:prstGeom prst="rect">
+                      <a:avLst/>
+                    </a:prstGeom>
+                  </pic:spPr>
+                </pic:pic>
+              </a:graphicData>
+            </a:graphic>
+          </wp:inline>
+        </w:drawing>
+      </w:r>
+    </w:p>
+    <w:p/>
+    <w:p>
+      <w:r>
+        <w:br w:type="page"/>
+      </w:r>
+    </w:p>
+    <w:p>
+      <w:r>
+        <w:lastRenderedPageBreak/>
+        <w:t>Diferença Entre método linear e sistema dinâmico</w:t>
+      </w:r>
+    </w:p>
     <w:sectPr>
       <w:pgSz w:w="11906" w:h="16838"/>
       <w:pgMar w:top="1417" w:right="1701" w:bottom="1417" w:left="1701" w:header="708" w:footer="708" w:gutter="0"/>
@@ -472,6 +829,345 @@
 <file path=word/numbering.xml><?xml version="1.0" encoding="utf-8"?>
 <w:numbering xmlns:wpc="http://schemas.microsoft.com/office/word/2010/wordprocessingCanvas" xmlns:cx="http://schemas.microsoft.com/office/drawing/2014/chartex" xmlns:cx1="http://schemas.microsoft.com/office/drawing/2015/9/8/chartex" xmlns:cx2="http://schemas.microsoft.com/office/drawing/2015/10/21/chartex" xmlns:cx3="http://schemas.microsoft.com/office/drawing/2016/5/9/chartex" xmlns:cx4="http://schemas.microsoft.com/office/drawing/2016/5/10/chartex" xmlns:cx5="http://schemas.microsoft.com/office/drawing/2016/5/11/chartex" xmlns:cx6="http://schemas.microsoft.com/office/drawing/2016/5/12/chartex" xmlns:cx7="http://schemas.microsoft.com/office/drawing/2016/5/13/chartex" xmlns:cx8="http://schemas.microsoft.com/office/drawing/2016/5/14/chartex" xmlns:mc="http://schemas.openxmlformats.org/markup-compatibility/2006" xmlns:aink="http://schemas.microsoft.com/office/drawing/2016/ink" xmlns:am3d="http://schemas.microsoft.com/office/drawing/2017/model3d" xmlns:o="urn:schemas-microsoft-com:office:office" xmlns:oel="http://schemas.microsoft.com/office/2019/extlst" xmlns:r="http://schemas.openxmlformats.org/officeDocument/2006/relationships" xmlns:m="http://schemas.openxmlformats.org/officeDocument/2006/math" xmlns:v="urn:schemas-microsoft-com:vml" xmlns:wp14="http://schemas.microsoft.com/office/word/2010/wordprocessingDrawing" xmlns:wp="http://schemas.openxmlformats.org/drawingml/2006/wordprocessingDrawing" xmlns:w10="urn:schemas-microsoft-com:office:word" xmlns:w="http://schemas.openxmlformats.org/wordprocessingml/2006/main" xmlns:w14="http://schemas.microsoft.com/office/word/2010/wordml" xmlns:w15="http://schemas.microsoft.com/office/word/2012/wordml" xmlns:w16cex="http://schemas.microsoft.com/office/word/2018/wordml/cex" xmlns:w16cid="http://schemas.microsoft.com/office/word/2016/wordml/cid" xmlns:w16="http://schemas.microsoft.com/office/word/2018/wordml" xmlns:w16du="http://schemas.microsoft.com/office/word/2023/wordml/word16du" xmlns:w16sdtdh="http://schemas.microsoft.com/office/word/2020/wordml/sdtdatahash" xmlns:w16sdtfl="http://schemas.microsoft.com/office/word/2024/wordml/sdtformatlock" xmlns:w16se="http://schemas.microsoft.com/office/word/2015/wordml/symex" xmlns:wpg="http://schemas.microsoft.com/office/word/2010/wordprocessingGroup" xmlns:wpi="http://schemas.microsoft.com/office/word/2010/wordprocessingInk" xmlns:wne="http://schemas.microsoft.com/office/word/2006/wordml" xmlns:wps="http://schemas.microsoft.com/office/word/2010/wordprocessingShape" mc:Ignorable="w14 w15 w16se w16cid w16 w16cex w16sdtdh w16sdtfl w16du wp14">
   <w:abstractNum w:abstractNumId="0" w15:restartNumberingAfterBreak="0">
+    <w:nsid w:val="175378AE"/>
+    <w:multiLevelType w:val="hybridMultilevel"/>
+    <w:tmpl w:val="005073B2"/>
+    <w:lvl w:ilvl="0" w:tplc="04160001">
+      <w:start w:val="1"/>
+      <w:numFmt w:val="bullet"/>
+      <w:lvlText w:val=""/>
+      <w:lvlJc w:val="left"/>
+      <w:pPr>
+        <w:ind w:left="720" w:hanging="360"/>
+      </w:pPr>
+      <w:rPr>
+        <w:rFonts w:ascii="Symbol" w:hAnsi="Symbol" w:hint="default"/>
+      </w:rPr>
+    </w:lvl>
+    <w:lvl w:ilvl="1" w:tplc="04160003">
+      <w:start w:val="1"/>
+      <w:numFmt w:val="bullet"/>
+      <w:lvlText w:val="o"/>
+      <w:lvlJc w:val="left"/>
+      <w:pPr>
+        <w:ind w:left="1440" w:hanging="360"/>
+      </w:pPr>
+      <w:rPr>
+        <w:rFonts w:ascii="Courier New" w:hAnsi="Courier New" w:cs="Courier New" w:hint="default"/>
+      </w:rPr>
+    </w:lvl>
+    <w:lvl w:ilvl="2" w:tplc="04160005" w:tentative="1">
+      <w:start w:val="1"/>
+      <w:numFmt w:val="bullet"/>
+      <w:lvlText w:val=""/>
+      <w:lvlJc w:val="left"/>
+      <w:pPr>
+        <w:ind w:left="2160" w:hanging="360"/>
+      </w:pPr>
+      <w:rPr>
+        <w:rFonts w:ascii="Wingdings" w:hAnsi="Wingdings" w:hint="default"/>
+      </w:rPr>
+    </w:lvl>
+    <w:lvl w:ilvl="3" w:tplc="04160001" w:tentative="1">
+      <w:start w:val="1"/>
+      <w:numFmt w:val="bullet"/>
+      <w:lvlText w:val=""/>
+      <w:lvlJc w:val="left"/>
+      <w:pPr>
+        <w:ind w:left="2880" w:hanging="360"/>
+      </w:pPr>
+      <w:rPr>
+        <w:rFonts w:ascii="Symbol" w:hAnsi="Symbol" w:hint="default"/>
+      </w:rPr>
+    </w:lvl>
+    <w:lvl w:ilvl="4" w:tplc="04160003" w:tentative="1">
+      <w:start w:val="1"/>
+      <w:numFmt w:val="bullet"/>
+      <w:lvlText w:val="o"/>
+      <w:lvlJc w:val="left"/>
+      <w:pPr>
+        <w:ind w:left="3600" w:hanging="360"/>
+      </w:pPr>
+      <w:rPr>
+        <w:rFonts w:ascii="Courier New" w:hAnsi="Courier New" w:cs="Courier New" w:hint="default"/>
+      </w:rPr>
+    </w:lvl>
+    <w:lvl w:ilvl="5" w:tplc="04160005" w:tentative="1">
+      <w:start w:val="1"/>
+      <w:numFmt w:val="bullet"/>
+      <w:lvlText w:val=""/>
+      <w:lvlJc w:val="left"/>
+      <w:pPr>
+        <w:ind w:left="4320" w:hanging="360"/>
+      </w:pPr>
+      <w:rPr>
+        <w:rFonts w:ascii="Wingdings" w:hAnsi="Wingdings" w:hint="default"/>
+      </w:rPr>
+    </w:lvl>
+    <w:lvl w:ilvl="6" w:tplc="04160001" w:tentative="1">
+      <w:start w:val="1"/>
+      <w:numFmt w:val="bullet"/>
+      <w:lvlText w:val=""/>
+      <w:lvlJc w:val="left"/>
+      <w:pPr>
+        <w:ind w:left="5040" w:hanging="360"/>
+      </w:pPr>
+      <w:rPr>
+        <w:rFonts w:ascii="Symbol" w:hAnsi="Symbol" w:hint="default"/>
+      </w:rPr>
+    </w:lvl>
+    <w:lvl w:ilvl="7" w:tplc="04160003" w:tentative="1">
+      <w:start w:val="1"/>
+      <w:numFmt w:val="bullet"/>
+      <w:lvlText w:val="o"/>
+      <w:lvlJc w:val="left"/>
+      <w:pPr>
+        <w:ind w:left="5760" w:hanging="360"/>
+      </w:pPr>
+      <w:rPr>
+        <w:rFonts w:ascii="Courier New" w:hAnsi="Courier New" w:cs="Courier New" w:hint="default"/>
+      </w:rPr>
+    </w:lvl>
+    <w:lvl w:ilvl="8" w:tplc="04160005" w:tentative="1">
+      <w:start w:val="1"/>
+      <w:numFmt w:val="bullet"/>
+      <w:lvlText w:val=""/>
+      <w:lvlJc w:val="left"/>
+      <w:pPr>
+        <w:ind w:left="6480" w:hanging="360"/>
+      </w:pPr>
+      <w:rPr>
+        <w:rFonts w:ascii="Wingdings" w:hAnsi="Wingdings" w:hint="default"/>
+      </w:rPr>
+    </w:lvl>
+  </w:abstractNum>
+  <w:abstractNum w:abstractNumId="1" w15:restartNumberingAfterBreak="0">
+    <w:nsid w:val="435F4A55"/>
+    <w:multiLevelType w:val="hybridMultilevel"/>
+    <w:tmpl w:val="A4C22C24"/>
+    <w:lvl w:ilvl="0" w:tplc="04160001">
+      <w:start w:val="1"/>
+      <w:numFmt w:val="bullet"/>
+      <w:lvlText w:val=""/>
+      <w:lvlJc w:val="left"/>
+      <w:pPr>
+        <w:ind w:left="720" w:hanging="360"/>
+      </w:pPr>
+      <w:rPr>
+        <w:rFonts w:ascii="Symbol" w:hAnsi="Symbol" w:hint="default"/>
+      </w:rPr>
+    </w:lvl>
+    <w:lvl w:ilvl="1" w:tplc="04160003" w:tentative="1">
+      <w:start w:val="1"/>
+      <w:numFmt w:val="bullet"/>
+      <w:lvlText w:val="o"/>
+      <w:lvlJc w:val="left"/>
+      <w:pPr>
+        <w:ind w:left="1440" w:hanging="360"/>
+      </w:pPr>
+      <w:rPr>
+        <w:rFonts w:ascii="Courier New" w:hAnsi="Courier New" w:cs="Courier New" w:hint="default"/>
+      </w:rPr>
+    </w:lvl>
+    <w:lvl w:ilvl="2" w:tplc="04160005" w:tentative="1">
+      <w:start w:val="1"/>
+      <w:numFmt w:val="bullet"/>
+      <w:lvlText w:val=""/>
+      <w:lvlJc w:val="left"/>
+      <w:pPr>
+        <w:ind w:left="2160" w:hanging="360"/>
+      </w:pPr>
+      <w:rPr>
+        <w:rFonts w:ascii="Wingdings" w:hAnsi="Wingdings" w:hint="default"/>
+      </w:rPr>
+    </w:lvl>
+    <w:lvl w:ilvl="3" w:tplc="04160001" w:tentative="1">
+      <w:start w:val="1"/>
+      <w:numFmt w:val="bullet"/>
+      <w:lvlText w:val=""/>
+      <w:lvlJc w:val="left"/>
+      <w:pPr>
+        <w:ind w:left="2880" w:hanging="360"/>
+      </w:pPr>
+      <w:rPr>
+        <w:rFonts w:ascii="Symbol" w:hAnsi="Symbol" w:hint="default"/>
+      </w:rPr>
+    </w:lvl>
+    <w:lvl w:ilvl="4" w:tplc="04160003" w:tentative="1">
+      <w:start w:val="1"/>
+      <w:numFmt w:val="bullet"/>
+      <w:lvlText w:val="o"/>
+      <w:lvlJc w:val="left"/>
+      <w:pPr>
+        <w:ind w:left="3600" w:hanging="360"/>
+      </w:pPr>
+      <w:rPr>
+        <w:rFonts w:ascii="Courier New" w:hAnsi="Courier New" w:cs="Courier New" w:hint="default"/>
+      </w:rPr>
+    </w:lvl>
+    <w:lvl w:ilvl="5" w:tplc="04160005" w:tentative="1">
+      <w:start w:val="1"/>
+      <w:numFmt w:val="bullet"/>
+      <w:lvlText w:val=""/>
+      <w:lvlJc w:val="left"/>
+      <w:pPr>
+        <w:ind w:left="4320" w:hanging="360"/>
+      </w:pPr>
+      <w:rPr>
+        <w:rFonts w:ascii="Wingdings" w:hAnsi="Wingdings" w:hint="default"/>
+      </w:rPr>
+    </w:lvl>
+    <w:lvl w:ilvl="6" w:tplc="04160001" w:tentative="1">
+      <w:start w:val="1"/>
+      <w:numFmt w:val="bullet"/>
+      <w:lvlText w:val=""/>
+      <w:lvlJc w:val="left"/>
+      <w:pPr>
+        <w:ind w:left="5040" w:hanging="360"/>
+      </w:pPr>
+      <w:rPr>
+        <w:rFonts w:ascii="Symbol" w:hAnsi="Symbol" w:hint="default"/>
+      </w:rPr>
+    </w:lvl>
+    <w:lvl w:ilvl="7" w:tplc="04160003" w:tentative="1">
+      <w:start w:val="1"/>
+      <w:numFmt w:val="bullet"/>
+      <w:lvlText w:val="o"/>
+      <w:lvlJc w:val="left"/>
+      <w:pPr>
+        <w:ind w:left="5760" w:hanging="360"/>
+      </w:pPr>
+      <w:rPr>
+        <w:rFonts w:ascii="Courier New" w:hAnsi="Courier New" w:cs="Courier New" w:hint="default"/>
+      </w:rPr>
+    </w:lvl>
+    <w:lvl w:ilvl="8" w:tplc="04160005" w:tentative="1">
+      <w:start w:val="1"/>
+      <w:numFmt w:val="bullet"/>
+      <w:lvlText w:val=""/>
+      <w:lvlJc w:val="left"/>
+      <w:pPr>
+        <w:ind w:left="6480" w:hanging="360"/>
+      </w:pPr>
+      <w:rPr>
+        <w:rFonts w:ascii="Wingdings" w:hAnsi="Wingdings" w:hint="default"/>
+      </w:rPr>
+    </w:lvl>
+  </w:abstractNum>
+  <w:abstractNum w:abstractNumId="2" w15:restartNumberingAfterBreak="0">
+    <w:nsid w:val="56D62898"/>
+    <w:multiLevelType w:val="hybridMultilevel"/>
+    <w:tmpl w:val="A2B6AD68"/>
+    <w:lvl w:ilvl="0" w:tplc="04160001">
+      <w:start w:val="1"/>
+      <w:numFmt w:val="bullet"/>
+      <w:lvlText w:val=""/>
+      <w:lvlJc w:val="left"/>
+      <w:pPr>
+        <w:ind w:left="720" w:hanging="360"/>
+      </w:pPr>
+      <w:rPr>
+        <w:rFonts w:ascii="Symbol" w:hAnsi="Symbol" w:hint="default"/>
+      </w:rPr>
+    </w:lvl>
+    <w:lvl w:ilvl="1" w:tplc="04160003">
+      <w:start w:val="1"/>
+      <w:numFmt w:val="bullet"/>
+      <w:lvlText w:val="o"/>
+      <w:lvlJc w:val="left"/>
+      <w:pPr>
+        <w:ind w:left="1440" w:hanging="360"/>
+      </w:pPr>
+      <w:rPr>
+        <w:rFonts w:ascii="Courier New" w:hAnsi="Courier New" w:cs="Courier New" w:hint="default"/>
+      </w:rPr>
+    </w:lvl>
+    <w:lvl w:ilvl="2" w:tplc="04160005">
+      <w:start w:val="1"/>
+      <w:numFmt w:val="bullet"/>
+      <w:lvlText w:val=""/>
+      <w:lvlJc w:val="left"/>
+      <w:pPr>
+        <w:ind w:left="2160" w:hanging="360"/>
+      </w:pPr>
+      <w:rPr>
+        <w:rFonts w:ascii="Wingdings" w:hAnsi="Wingdings" w:hint="default"/>
+      </w:rPr>
+    </w:lvl>
+    <w:lvl w:ilvl="3" w:tplc="04160001" w:tentative="1">
+      <w:start w:val="1"/>
+      <w:numFmt w:val="bullet"/>
+      <w:lvlText w:val=""/>
+      <w:lvlJc w:val="left"/>
+      <w:pPr>
+        <w:ind w:left="2880" w:hanging="360"/>
+      </w:pPr>
+      <w:rPr>
+        <w:rFonts w:ascii="Symbol" w:hAnsi="Symbol" w:hint="default"/>
+      </w:rPr>
+    </w:lvl>
+    <w:lvl w:ilvl="4" w:tplc="04160003" w:tentative="1">
+      <w:start w:val="1"/>
+      <w:numFmt w:val="bullet"/>
+      <w:lvlText w:val="o"/>
+      <w:lvlJc w:val="left"/>
+      <w:pPr>
+        <w:ind w:left="3600" w:hanging="360"/>
+      </w:pPr>
+      <w:rPr>
+        <w:rFonts w:ascii="Courier New" w:hAnsi="Courier New" w:cs="Courier New" w:hint="default"/>
+      </w:rPr>
+    </w:lvl>
+    <w:lvl w:ilvl="5" w:tplc="04160005" w:tentative="1">
+      <w:start w:val="1"/>
+      <w:numFmt w:val="bullet"/>
+      <w:lvlText w:val=""/>
+      <w:lvlJc w:val="left"/>
+      <w:pPr>
+        <w:ind w:left="4320" w:hanging="360"/>
+      </w:pPr>
+      <w:rPr>
+        <w:rFonts w:ascii="Wingdings" w:hAnsi="Wingdings" w:hint="default"/>
+      </w:rPr>
+    </w:lvl>
+    <w:lvl w:ilvl="6" w:tplc="04160001" w:tentative="1">
+      <w:start w:val="1"/>
+      <w:numFmt w:val="bullet"/>
+      <w:lvlText w:val=""/>
+      <w:lvlJc w:val="left"/>
+      <w:pPr>
+        <w:ind w:left="5040" w:hanging="360"/>
+      </w:pPr>
+      <w:rPr>
+        <w:rFonts w:ascii="Symbol" w:hAnsi="Symbol" w:hint="default"/>
+      </w:rPr>
+    </w:lvl>
+    <w:lvl w:ilvl="7" w:tplc="04160003" w:tentative="1">
+      <w:start w:val="1"/>
+      <w:numFmt w:val="bullet"/>
+      <w:lvlText w:val="o"/>
+      <w:lvlJc w:val="left"/>
+      <w:pPr>
+        <w:ind w:left="5760" w:hanging="360"/>
+      </w:pPr>
+      <w:rPr>
+        <w:rFonts w:ascii="Courier New" w:hAnsi="Courier New" w:cs="Courier New" w:hint="default"/>
+      </w:rPr>
+    </w:lvl>
+    <w:lvl w:ilvl="8" w:tplc="04160005" w:tentative="1">
+      <w:start w:val="1"/>
+      <w:numFmt w:val="bullet"/>
+      <w:lvlText w:val=""/>
+      <w:lvlJc w:val="left"/>
+      <w:pPr>
+        <w:ind w:left="6480" w:hanging="360"/>
+      </w:pPr>
+      <w:rPr>
+        <w:rFonts w:ascii="Wingdings" w:hAnsi="Wingdings" w:hint="default"/>
+      </w:rPr>
+    </w:lvl>
+  </w:abstractNum>
+  <w:abstractNum w:abstractNumId="3" w15:restartNumberingAfterBreak="0">
     <w:nsid w:val="5C7F4C34"/>
     <w:multiLevelType w:val="hybridMultilevel"/>
     <w:tmpl w:val="6EF2BA2C"/>
@@ -585,7 +1281,16 @@
     </w:lvl>
   </w:abstractNum>
   <w:num w:numId="1" w16cid:durableId="1294140594">
+    <w:abstractNumId w:val="3"/>
+  </w:num>
+  <w:num w:numId="2" w16cid:durableId="1552422146">
     <w:abstractNumId w:val="0"/>
+  </w:num>
+  <w:num w:numId="3" w16cid:durableId="1149899574">
+    <w:abstractNumId w:val="1"/>
+  </w:num>
+  <w:num w:numId="4" w16cid:durableId="1888450716">
+    <w:abstractNumId w:val="2"/>
   </w:num>
 </w:numbering>
 </file>
@@ -1530,6 +2235,18 @@
       <w:shd w:val="clear" w:color="auto" w:fill="E1DFDD"/>
     </w:rPr>
   </w:style>
+  <w:style w:type="character" w:styleId="HiperlinkVisitado">
+    <w:name w:val="FollowedHyperlink"/>
+    <w:basedOn w:val="Fontepargpadro"/>
+    <w:uiPriority w:val="99"/>
+    <w:semiHidden/>
+    <w:unhideWhenUsed/>
+    <w:rsid w:val="004B3D99"/>
+    <w:rPr>
+      <w:color w:val="96607D" w:themeColor="followedHyperlink"/>
+      <w:u w:val="single"/>
+    </w:rPr>
+  </w:style>
 </w:styles>
 </file>
 
